--- a/Collatio/13/1. Textos/2. Limpios/13-I.docx
+++ b/Collatio/13/1. Textos/2. Limpios/13-I.docx
@@ -1,18 +1,30 @@
 
 <file path=word/document.xml><?xml version="1.0" encoding="utf-8"?>
-<w:document xmlns:wpc="http://schemas.microsoft.com/office/word/2010/wordprocessingCanvas" xmlns:cx="http://schemas.microsoft.com/office/drawing/2014/chartex" xmlns:cx1="http://schemas.microsoft.com/office/drawing/2015/9/8/chartex" xmlns:cx2="http://schemas.microsoft.com/office/drawing/2015/10/21/chartex" xmlns:cx3="http://schemas.microsoft.com/office/drawing/2016/5/9/chartex" xmlns:cx4="http://schemas.microsoft.com/office/drawing/2016/5/10/chartex" xmlns:cx5="http://schemas.microsoft.com/office/drawing/2016/5/11/chartex" xmlns:cx6="http://schemas.microsoft.com/office/drawing/2016/5/12/chartex" xmlns:cx7="http://schemas.microsoft.com/office/drawing/2016/5/13/chartex" xmlns:cx8="http://schemas.microsoft.com/office/drawing/2016/5/14/chartex" xmlns:mc="http://schemas.openxmlformats.org/markup-compatibility/2006" xmlns:aink="http://schemas.microsoft.com/office/drawing/2016/ink" xmlns:am3d="http://schemas.microsoft.com/office/drawing/2017/model3d" xmlns:o="urn:schemas-microsoft-com:office:office" xmlns:oel="http://schemas.microsoft.com/office/2019/extlst" xmlns:r="http://schemas.openxmlformats.org/officeDocument/2006/relationships" xmlns:m="http://schemas.openxmlformats.org/officeDocument/2006/math" xmlns:v="urn:schemas-microsoft-com:vml" xmlns:wp14="http://schemas.microsoft.com/office/word/2010/wordprocessingDrawing" xmlns:wp="http://schemas.openxmlformats.org/drawingml/2006/wordprocessingDrawing" xmlns:w10="urn:schemas-microsoft-com:office:word" xmlns:w="http://schemas.openxmlformats.org/wordprocessingml/2006/main" xmlns:w14="http://schemas.microsoft.com/office/word/2010/wordml" xmlns:w15="http://schemas.microsoft.com/office/word/2012/wordml" xmlns:w16cex="http://schemas.microsoft.com/office/word/2018/wordml/cex" xmlns:w16cid="http://schemas.microsoft.com/office/word/2016/wordml/cid" xmlns:w16="http://schemas.microsoft.com/office/word/2018/wordml" xmlns:w16sdtdh="http://schemas.microsoft.com/office/word/2020/wordml/sdtdatahash" xmlns:w16se="http://schemas.microsoft.com/office/word/2015/wordml/symex" xmlns:wpg="http://schemas.microsoft.com/office/word/2010/wordprocessingGroup" xmlns:wpi="http://schemas.microsoft.com/office/word/2010/wordprocessingInk" xmlns:wne="http://schemas.microsoft.com/office/word/2006/wordml" xmlns:wps="http://schemas.microsoft.com/office/word/2010/wordprocessingShape" mc:Ignorable="w14 w15 w16se w16cid w16 w16cex w16sdtdh wp14">
+<w:document xmlns:wpc="http://schemas.microsoft.com/office/word/2010/wordprocessingCanvas" xmlns:cx="http://schemas.microsoft.com/office/drawing/2014/chartex" xmlns:cx1="http://schemas.microsoft.com/office/drawing/2015/9/8/chartex" xmlns:cx2="http://schemas.microsoft.com/office/drawing/2015/10/21/chartex" xmlns:cx3="http://schemas.microsoft.com/office/drawing/2016/5/9/chartex" xmlns:cx4="http://schemas.microsoft.com/office/drawing/2016/5/10/chartex" xmlns:cx5="http://schemas.microsoft.com/office/drawing/2016/5/11/chartex" xmlns:cx6="http://schemas.microsoft.com/office/drawing/2016/5/12/chartex" xmlns:cx7="http://schemas.microsoft.com/office/drawing/2016/5/13/chartex" xmlns:cx8="http://schemas.microsoft.com/office/drawing/2016/5/14/chartex" xmlns:mc="http://schemas.openxmlformats.org/markup-compatibility/2006" xmlns:aink="http://schemas.microsoft.com/office/drawing/2016/ink" xmlns:am3d="http://schemas.microsoft.com/office/drawing/2017/model3d" xmlns:o="urn:schemas-microsoft-com:office:office" xmlns:oel="http://schemas.microsoft.com/office/2019/extlst" xmlns:r="http://schemas.openxmlformats.org/officeDocument/2006/relationships" xmlns:m="http://schemas.openxmlformats.org/officeDocument/2006/math" xmlns:v="urn:schemas-microsoft-com:vml" xmlns:wp14="http://schemas.microsoft.com/office/word/2010/wordprocessingDrawing" xmlns:wp="http://schemas.openxmlformats.org/drawingml/2006/wordprocessingDrawing" xmlns:w10="urn:schemas-microsoft-com:office:word" xmlns:w="http://schemas.openxmlformats.org/wordprocessingml/2006/main" xmlns:w14="http://schemas.microsoft.com/office/word/2010/wordml" xmlns:w15="http://schemas.microsoft.com/office/word/2012/wordml" xmlns:w16cex="http://schemas.microsoft.com/office/word/2018/wordml/cex" xmlns:w16cid="http://schemas.microsoft.com/office/word/2016/wordml/cid" xmlns:w16="http://schemas.microsoft.com/office/word/2018/wordml" xmlns:w16du="http://schemas.microsoft.com/office/word/2023/wordml/word16du" xmlns:w16sdtdh="http://schemas.microsoft.com/office/word/2020/wordml/sdtdatahash" xmlns:w16sdtfl="http://schemas.microsoft.com/office/word/2024/wordml/sdtformatlock" xmlns:w16se="http://schemas.microsoft.com/office/word/2015/wordml/symex" xmlns:wpg="http://schemas.microsoft.com/office/word/2010/wordprocessingGroup" xmlns:wpi="http://schemas.microsoft.com/office/word/2010/wordprocessingInk" xmlns:wne="http://schemas.microsoft.com/office/word/2006/wordml" xmlns:wps="http://schemas.microsoft.com/office/word/2010/wordprocessingShape" mc:Ignorable="w14 w15 w16se w16cid w16 w16cex w16sdtdh w16sdtfl w16du wp14">
   <w:body>
     <w:p>
+      <w:pPr>
+        <w:rPr>
+          <w:rFonts w:ascii="Brill" w:hAnsi="Brill"/>
+        </w:rPr>
+      </w:pPr>
       <w:r>
+        <w:rPr>
+          <w:rFonts w:ascii="Brill" w:hAnsi="Brill"/>
+        </w:rPr>
         <w:t>Pregunto el diciplo e dixo maestro poder me ias dar razon como pudo santa Maria fincar virgen despues que el nuestro señor nacio d ella respondio el maestro e dixo a esto que tu me demandas non te puedo yo responder por razon natural mas tanto te puedo ende dezir que sepas que aquel señor que ovo poder de encarnar en ella sin la corromper asi ovo poder de nacer d ella sin corrompimiento alguno que en ella oviese e d esto semejança natural para mientes a la vedriera que es fecha de bidrio e veras el vidro naturalmente que es grueso e espe</w:t>
       </w:r>
       <w:r>
         <w:rPr>
+          <w:rFonts w:ascii="Brill" w:hAnsi="Brill"/>
           <w:lang w:val="es-ES"/>
         </w:rPr>
         <w:t>s</w:t>
       </w:r>
       <w:r>
+        <w:rPr>
+          <w:rFonts w:ascii="Brill" w:hAnsi="Brill"/>
+        </w:rPr>
         <w:t>o e por esta razon a poder de sofrir el agua o el vino o lo que en el hechan e tiene lo en si que no se puede consumir tanto tiempo como ombre quiere pues d esta vedriera que es fecha de vidro que te de suso dixe que tan naturalmente es gruesa e espesa pasara el rayo del sol de la otra parte sin quebrantar la e sin corromper la e asi como el sol se muda de aquel derecho e va andando asi se va tornando el rayo por aquel logar donde entro e finca ella tan sana como de primero en esta guisa contecio la de santa Maria quando concibio primero e despues pario e en esta razon non fallaras ombre en el mundo que te pueda dezir al si no esto e que dios nuestro señor pudo fazer esto e mas quanto el plazer a ca esto todo fue obra de miraglo que el nuestro señor quiso demostrar por si mesmo en la bien aventurada señora santa Maria</w:t>
       </w:r>
     </w:p>
@@ -27,7 +39,7 @@
 </file>
 
 <file path=word/styles.xml><?xml version="1.0" encoding="utf-8"?>
-<w:styles xmlns:mc="http://schemas.openxmlformats.org/markup-compatibility/2006" xmlns:r="http://schemas.openxmlformats.org/officeDocument/2006/relationships" xmlns:w="http://schemas.openxmlformats.org/wordprocessingml/2006/main" xmlns:w14="http://schemas.microsoft.com/office/word/2010/wordml" xmlns:w15="http://schemas.microsoft.com/office/word/2012/wordml" xmlns:w16cex="http://schemas.microsoft.com/office/word/2018/wordml/cex" xmlns:w16cid="http://schemas.microsoft.com/office/word/2016/wordml/cid" xmlns:w16="http://schemas.microsoft.com/office/word/2018/wordml" xmlns:w16sdtdh="http://schemas.microsoft.com/office/word/2020/wordml/sdtdatahash" xmlns:w16se="http://schemas.microsoft.com/office/word/2015/wordml/symex" mc:Ignorable="w14 w15 w16se w16cid w16 w16cex w16sdtdh">
+<w:styles xmlns:mc="http://schemas.openxmlformats.org/markup-compatibility/2006" xmlns:r="http://schemas.openxmlformats.org/officeDocument/2006/relationships" xmlns:w="http://schemas.openxmlformats.org/wordprocessingml/2006/main" xmlns:w14="http://schemas.microsoft.com/office/word/2010/wordml" xmlns:w15="http://schemas.microsoft.com/office/word/2012/wordml" xmlns:w16cex="http://schemas.microsoft.com/office/word/2018/wordml/cex" xmlns:w16cid="http://schemas.microsoft.com/office/word/2016/wordml/cid" xmlns:w16="http://schemas.microsoft.com/office/word/2018/wordml" xmlns:w16du="http://schemas.microsoft.com/office/word/2023/wordml/word16du" xmlns:w16sdtdh="http://schemas.microsoft.com/office/word/2020/wordml/sdtdatahash" xmlns:w16sdtfl="http://schemas.microsoft.com/office/word/2024/wordml/sdtformatlock" xmlns:w16se="http://schemas.microsoft.com/office/word/2015/wordml/symex" mc:Ignorable="w14 w15 w16se w16cid w16 w16cex w16sdtdh w16sdtfl w16du">
   <w:docDefaults>
     <w:rPrDefault>
       <w:rPr>
